--- a/S1-CL2-Cloud-Disaster-Recovery/assessments/AT2/AT2-Microservice-IaC-Implementation-Assessor.docx
+++ b/S1-CL2-Cloud-Disaster-Recovery/assessments/AT2/AT2-Microservice-IaC-Implementation-Assessor.docx
@@ -1772,6 +1772,28 @@
       </w:r>
       <w:r>
         <w:t>[ICTCLD505 FS Writing] prepares user documentation in a logical manner using required syntax and language; [ICTCLD503 FS Writing].</w:t>
+      </w:r>
+    </w:p>
+    <w:p>
+      <w:pPr>
+        <w:pStyle w:val="Heading2"/>
+      </w:pPr>
+      <w:r>
+        <w:t>Foundation Skills (co-evidenced — not separately assessed)</w:t>
+      </w:r>
+    </w:p>
+    <w:p>
+      <w:pPr>
+        <w:pStyle w:val="Assessortext"/>
+      </w:pPr>
+      <w:r>
+        <w:rPr>
+          <w:b/>
+        </w:rPr>
+        <w:t xml:space="preserve">FS1  -  </w:t>
+      </w:r>
+      <w:r>
+        <w:t>[ICTCLD505 FS Reading] · [ICTCLD505 FS Self-management] · [ICTCLD505 FS Problem solving] — naturally evidenced through operating and authoring the IaC templates, building the microservice and troubleshooting the deployment; the marking guide notes where each is demonstrated rather than assessing it as a separate criterion.</w:t>
       </w:r>
     </w:p>
     <w:p>
